--- a/materialien/Welt2_Renaissance/5_Loesungen/KR_W2_Boss2_Zwei-Quadrat_EH.docx
+++ b/materialien/Welt2_Renaissance/5_Loesungen/KR_W2_Boss2_Zwei-Quadrat_EH.docx
@@ -4561,7 +4561,7 @@
           <w:color w:val="4A4A55"/>
           <w:sz w:val="19"/>
         </w:rPr>
-        <w:t xml:space="preserve"> die Sicherheit des Verfahrens Zwei-Quadrat. Berücksichtigen Sie dabei auch die Größe des Schlüsselraums.</w:t>
+        <w:t xml:space="preserve"> die Sicherheit des Verfahrens Zwei-Quadrat. Berücksichtigen Sie dabei auch die Größe des Schlüsselraums (Hinweis: 25! ≈ 1,55 · 10²⁵).</w:t>
       </w:r>
     </w:p>
     <w:tbl>
